--- a/LAB-02 Autonomy Onramp/Equipment-Acknowledgment-Form.docx
+++ b/LAB-02 Autonomy Onramp/Equipment-Acknowledgment-Form.docx
@@ -116,7 +116,7 @@
         <w:tc>
           <w:tcPr>
             <w:tcW w:w="2760" w:type="dxa"/>
-            <w:shd w:val="clear" w:color="auto" w:fill="F2F2F2"/>
+            <w:shd w:val="clear" w:color="auto" w:fill="EDE7F6"/>
             <w:tcMar>
               <w:top w:w="100" w:type="dxa"/>
               <w:left w:w="120" w:type="dxa"/>
@@ -177,7 +177,7 @@
         <w:tc>
           <w:tcPr>
             <w:tcW w:w="2760" w:type="dxa"/>
-            <w:shd w:val="clear" w:color="auto" w:fill="F2F2F2"/>
+            <w:shd w:val="clear" w:color="auto" w:fill="EDE7F6"/>
             <w:tcMar>
               <w:top w:w="100" w:type="dxa"/>
               <w:left w:w="120" w:type="dxa"/>
@@ -13754,21 +13754,15 @@
 </file>
 
 <file path=customXml/item1.xml><?xml version="1.0" encoding="utf-8"?>
-<p:properties xmlns:p="http://schemas.microsoft.com/office/2006/metadata/properties" xmlns:xsi="http://www.w3.org/2001/XMLSchema-instance" xmlns:pc="http://schemas.microsoft.com/office/infopath/2007/PartnerControls">
-  <documentManagement>
-    <TaxCatchAll xmlns="937779e1-521e-45c6-9041-3e2d37fbccb7" xsi:nil="true"/>
-    <lcf76f155ced4ddcb4097134ff3c332f xmlns="5c078291-c7d6-4900-a006-a613507499b8">
-      <Terms xmlns="http://schemas.microsoft.com/office/infopath/2007/PartnerControls"/>
-    </lcf76f155ced4ddcb4097134ff3c332f>
-  </documentManagement>
-</p:properties>
+<?mso-contentType ?>
+<FormTemplates xmlns="http://schemas.microsoft.com/sharepoint/v3/contenttype/forms">
+  <Display>DocumentLibraryForm</Display>
+  <Edit>DocumentLibraryForm</Edit>
+  <New>DocumentLibraryForm</New>
+</FormTemplates>
 </file>
 
 <file path=customXml/item2.xml><?xml version="1.0" encoding="utf-8"?>
-<b:Sources xmlns:b="http://schemas.openxmlformats.org/officeDocument/2006/bibliography" xmlns="http://schemas.openxmlformats.org/officeDocument/2006/bibliography" SelectedStyle="/APA.XSL" StyleName="APA"/>
-</file>
-
-<file path=customXml/item3.xml><?xml version="1.0" encoding="utf-8"?>
 <ct:contentTypeSchema xmlns:ct="http://schemas.microsoft.com/office/2006/metadata/contentType" xmlns:ma="http://schemas.microsoft.com/office/2006/metadata/properties/metaAttributes" ct:_="" ma:_="" ma:contentTypeName="Document" ma:contentTypeID="0x01010047F4150685B3FC4B95D6D57DC17FC3BC" ma:contentTypeVersion="12" ma:contentTypeDescription="Create a new document." ma:contentTypeScope="" ma:versionID="8561519d111c7514b58fd1151d7c39f2">
   <xsd:schema xmlns:xsd="http://www.w3.org/2001/XMLSchema" xmlns:xs="http://www.w3.org/2001/XMLSchema" xmlns:p="http://schemas.microsoft.com/office/2006/metadata/properties" xmlns:ns2="5c078291-c7d6-4900-a006-a613507499b8" xmlns:ns3="937779e1-521e-45c6-9041-3e2d37fbccb7" targetNamespace="http://schemas.microsoft.com/office/2006/metadata/properties" ma:root="true" ma:fieldsID="9be6012d9527e4cb58fc35158ab72f48" ns2:_="" ns3:_="">
     <xsd:import namespace="5c078291-c7d6-4900-a006-a613507499b8"/>
@@ -13967,35 +13961,30 @@
 </ct:contentTypeSchema>
 </file>
 
+<file path=customXml/item3.xml><?xml version="1.0" encoding="utf-8"?>
+<b:Sources xmlns:b="http://schemas.openxmlformats.org/officeDocument/2006/bibliography" xmlns="http://schemas.openxmlformats.org/officeDocument/2006/bibliography" SelectedStyle="/APA.XSL" StyleName="APA"/>
+</file>
+
 <file path=customXml/item4.xml><?xml version="1.0" encoding="utf-8"?>
-<?mso-contentType ?>
-<FormTemplates xmlns="http://schemas.microsoft.com/sharepoint/v3/contenttype/forms">
-  <Display>DocumentLibraryForm</Display>
-  <Edit>DocumentLibraryForm</Edit>
-  <New>DocumentLibraryForm</New>
-</FormTemplates>
+<p:properties xmlns:p="http://schemas.microsoft.com/office/2006/metadata/properties" xmlns:xsi="http://www.w3.org/2001/XMLSchema-instance" xmlns:pc="http://schemas.microsoft.com/office/infopath/2007/PartnerControls">
+  <documentManagement>
+    <TaxCatchAll xmlns="937779e1-521e-45c6-9041-3e2d37fbccb7" xsi:nil="true"/>
+    <lcf76f155ced4ddcb4097134ff3c332f xmlns="5c078291-c7d6-4900-a006-a613507499b8">
+      <Terms xmlns="http://schemas.microsoft.com/office/infopath/2007/PartnerControls"/>
+    </lcf76f155ced4ddcb4097134ff3c332f>
+  </documentManagement>
+</p:properties>
 </file>
 
 <file path=customXml/itemProps1.xml><?xml version="1.0" encoding="utf-8"?>
-<ds:datastoreItem xmlns:ds="http://schemas.openxmlformats.org/officeDocument/2006/customXml" ds:itemID="{590F31DD-1B66-4213-9640-43F4AD95316C}">
+<ds:datastoreItem xmlns:ds="http://schemas.openxmlformats.org/officeDocument/2006/customXml" ds:itemID="{D92B1FAA-4EF5-4EAD-B129-0DFF2F57FBF3}">
   <ds:schemaRefs>
-    <ds:schemaRef ds:uri="http://schemas.microsoft.com/office/2006/metadata/properties"/>
-    <ds:schemaRef ds:uri="http://schemas.microsoft.com/office/infopath/2007/PartnerControls"/>
-    <ds:schemaRef ds:uri="937779e1-521e-45c6-9041-3e2d37fbccb7"/>
-    <ds:schemaRef ds:uri="5c078291-c7d6-4900-a006-a613507499b8"/>
+    <ds:schemaRef ds:uri="http://schemas.microsoft.com/sharepoint/v3/contenttype/forms"/>
   </ds:schemaRefs>
 </ds:datastoreItem>
 </file>
 
 <file path=customXml/itemProps2.xml><?xml version="1.0" encoding="utf-8"?>
-<ds:datastoreItem xmlns:ds="http://schemas.openxmlformats.org/officeDocument/2006/customXml" ds:itemID="{EF278816-EC6F-A645-907D-7F25AECB1D4A}">
-  <ds:schemaRefs>
-    <ds:schemaRef ds:uri="http://schemas.openxmlformats.org/officeDocument/2006/bibliography"/>
-  </ds:schemaRefs>
-</ds:datastoreItem>
-</file>
-
-<file path=customXml/itemProps3.xml><?xml version="1.0" encoding="utf-8"?>
 <ds:datastoreItem xmlns:ds="http://schemas.openxmlformats.org/officeDocument/2006/customXml" ds:itemID="{487FA0AA-9DB0-4F85-847D-ADB9ADFD1450}">
   <ds:schemaRefs>
     <ds:schemaRef ds:uri="http://schemas.microsoft.com/office/2006/metadata/contentType"/>
@@ -14014,10 +14003,21 @@
 </ds:datastoreItem>
 </file>
 
+<file path=customXml/itemProps3.xml><?xml version="1.0" encoding="utf-8"?>
+<ds:datastoreItem xmlns:ds="http://schemas.openxmlformats.org/officeDocument/2006/customXml" ds:itemID="{EF278816-EC6F-A645-907D-7F25AECB1D4A}">
+  <ds:schemaRefs>
+    <ds:schemaRef ds:uri="http://schemas.openxmlformats.org/officeDocument/2006/bibliography"/>
+  </ds:schemaRefs>
+</ds:datastoreItem>
+</file>
+
 <file path=customXml/itemProps4.xml><?xml version="1.0" encoding="utf-8"?>
-<ds:datastoreItem xmlns:ds="http://schemas.openxmlformats.org/officeDocument/2006/customXml" ds:itemID="{D92B1FAA-4EF5-4EAD-B129-0DFF2F57FBF3}">
+<ds:datastoreItem xmlns:ds="http://schemas.openxmlformats.org/officeDocument/2006/customXml" ds:itemID="{590F31DD-1B66-4213-9640-43F4AD95316C}">
   <ds:schemaRefs>
-    <ds:schemaRef ds:uri="http://schemas.microsoft.com/sharepoint/v3/contenttype/forms"/>
+    <ds:schemaRef ds:uri="http://schemas.microsoft.com/office/2006/metadata/properties"/>
+    <ds:schemaRef ds:uri="http://schemas.microsoft.com/office/infopath/2007/PartnerControls"/>
+    <ds:schemaRef ds:uri="937779e1-521e-45c6-9041-3e2d37fbccb7"/>
+    <ds:schemaRef ds:uri="5c078291-c7d6-4900-a006-a613507499b8"/>
   </ds:schemaRefs>
 </ds:datastoreItem>
 </file>